--- a/4-G-4/15-week-15/4-worksheet/Computer Worksheet G4 W15.docx
+++ b/4-G-4/15-week-15/4-worksheet/Computer Worksheet G4 W15.docx
@@ -386,8 +386,9 @@
           <w:sz w:val="44"/>
           <w:szCs w:val="44"/>
         </w:rPr>
-        <w:t xml:space="preserve">Worksheet No. (    </w:t>
-      </w:r>
+        <w:t xml:space="preserve">Worksheet No. </w:t>
+      </w:r>
+      <w:proofErr w:type="gramStart"/>
       <w:r>
         <w:rPr>
           <w:rFonts w:ascii="Lucida Bright" w:hAnsi="Lucida Bright"/>
@@ -396,8 +397,9 @@
           <w:sz w:val="44"/>
           <w:szCs w:val="44"/>
         </w:rPr>
-        <w:t>1</w:t>
-      </w:r>
+        <w:t xml:space="preserve">(  </w:t>
+      </w:r>
+      <w:proofErr w:type="gramEnd"/>
       <w:r>
         <w:rPr>
           <w:rFonts w:ascii="Lucida Bright" w:hAnsi="Lucida Bright"/>
@@ -406,7 +408,7 @@
           <w:sz w:val="44"/>
           <w:szCs w:val="44"/>
         </w:rPr>
-        <w:t>5</w:t>
+        <w:t xml:space="preserve">  </w:t>
       </w:r>
       <w:r>
         <w:rPr>
@@ -416,8 +418,40 @@
           <w:sz w:val="44"/>
           <w:szCs w:val="44"/>
         </w:rPr>
-        <w:t xml:space="preserve">   )</w:t>
-      </w:r>
+        <w:t>1</w:t>
+      </w:r>
+      <w:r>
+        <w:rPr>
+          <w:rFonts w:ascii="Lucida Bright" w:hAnsi="Lucida Bright"/>
+          <w:b/>
+          <w:bCs/>
+          <w:sz w:val="44"/>
+          <w:szCs w:val="44"/>
+        </w:rPr>
+        <w:t>5</w:t>
+      </w:r>
+      <w:r>
+        <w:rPr>
+          <w:rFonts w:ascii="Lucida Bright" w:hAnsi="Lucida Bright"/>
+          <w:b/>
+          <w:bCs/>
+          <w:sz w:val="44"/>
+          <w:szCs w:val="44"/>
+        </w:rPr>
+        <w:t xml:space="preserve"> </w:t>
+      </w:r>
+      <w:proofErr w:type="gramStart"/>
+      <w:r>
+        <w:rPr>
+          <w:rFonts w:ascii="Lucida Bright" w:hAnsi="Lucida Bright"/>
+          <w:b/>
+          <w:bCs/>
+          <w:sz w:val="44"/>
+          <w:szCs w:val="44"/>
+        </w:rPr>
+        <w:t xml:space="preserve">  )</w:t>
+      </w:r>
+      <w:proofErr w:type="gramEnd"/>
     </w:p>
     <w:p>
       <w:pPr>
@@ -526,7 +560,31 @@
           <w:sz w:val="56"/>
           <w:szCs w:val="56"/>
         </w:rPr>
-        <w:t xml:space="preserve">A </w:t>
+        <w:t>A table is made up o</w:t>
+      </w:r>
+      <w:r>
+        <w:rPr>
+          <w:rFonts w:ascii="Lucida Bright" w:hAnsi="Lucida Bright"/>
+          <w:sz w:val="56"/>
+          <w:szCs w:val="56"/>
+        </w:rPr>
+        <w:t>f</w:t>
+      </w:r>
+      <w:r>
+        <w:rPr>
+          <w:rFonts w:ascii="Lucida Bright" w:hAnsi="Lucida Bright"/>
+          <w:sz w:val="56"/>
+          <w:szCs w:val="56"/>
+        </w:rPr>
+        <w:t xml:space="preserve"> Rows and Columns</w:t>
+      </w:r>
+      <w:r>
+        <w:rPr>
+          <w:rFonts w:ascii="Lucida Bright" w:hAnsi="Lucida Bright"/>
+          <w:sz w:val="56"/>
+          <w:szCs w:val="56"/>
+        </w:rPr>
+        <w:t xml:space="preserve"> </w:t>
       </w:r>
     </w:p>
     <w:p>
@@ -647,7 +705,7 @@
           <w:sz w:val="56"/>
           <w:szCs w:val="56"/>
         </w:rPr>
-        <w:t>W</w:t>
+        <w:t>The two tools to make different types of lists are Bullets and numbering</w:t>
       </w:r>
     </w:p>
     <w:p>
@@ -744,13 +802,13 @@
         <mc:AlternateContent>
           <mc:Choice Requires="wps">
             <w:drawing>
-              <wp:anchor distT="45720" distB="45720" distL="114300" distR="114300" simplePos="0" relativeHeight="251656192" behindDoc="0" locked="0" layoutInCell="1" allowOverlap="1" wp14:anchorId="20D99B0E" wp14:editId="2F92E965">
+              <wp:anchor distT="45720" distB="45720" distL="114300" distR="114300" simplePos="0" relativeHeight="251656192" behindDoc="0" locked="0" layoutInCell="1" allowOverlap="1" wp14:anchorId="20D99B0E" wp14:editId="47FF0C8B">
                 <wp:simplePos x="0" y="0"/>
                 <wp:positionH relativeFrom="column">
-                  <wp:posOffset>2767614</wp:posOffset>
+                  <wp:posOffset>2064385</wp:posOffset>
                 </wp:positionH>
                 <wp:positionV relativeFrom="paragraph">
-                  <wp:posOffset>884796</wp:posOffset>
+                  <wp:posOffset>757132</wp:posOffset>
                 </wp:positionV>
                 <wp:extent cx="2360930" cy="1404620"/>
                 <wp:effectExtent l="0" t="0" r="19050" b="24130"/>
@@ -834,7 +892,7 @@
                 <v:stroke joinstyle="miter"/>
                 <v:path gradientshapeok="t" o:connecttype="rect"/>
               </v:shapetype>
-              <v:shape id="Text Box 2" o:spid="_x0000_s1026" type="#_x0000_t202" style="position:absolute;margin-left:217.9pt;margin-top:69.65pt;width:185.9pt;height:110.6pt;z-index:251656192;visibility:visible;mso-wrap-style:square;mso-width-percent:400;mso-height-percent:200;mso-wrap-distance-left:9pt;mso-wrap-distance-top:3.6pt;mso-wrap-distance-right:9pt;mso-wrap-distance-bottom:3.6pt;mso-position-horizontal:absolute;mso-position-horizontal-relative:text;mso-position-vertical:absolute;mso-position-vertical-relative:text;mso-width-percent:400;mso-height-percent:200;mso-width-relative:margin;mso-height-relative:margin;v-text-anchor:top" o:gfxdata="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">
+              <v:shape id="Text Box 2" o:spid="_x0000_s1026" type="#_x0000_t202" style="position:absolute;margin-left:162.55pt;margin-top:59.6pt;width:185.9pt;height:110.6pt;z-index:251656192;visibility:visible;mso-wrap-style:square;mso-width-percent:400;mso-height-percent:200;mso-wrap-distance-left:9pt;mso-wrap-distance-top:3.6pt;mso-wrap-distance-right:9pt;mso-wrap-distance-bottom:3.6pt;mso-position-horizontal:absolute;mso-position-horizontal-relative:text;mso-position-vertical:absolute;mso-position-vertical-relative:text;mso-width-percent:400;mso-height-percent:200;mso-width-relative:margin;mso-height-relative:margin;v-text-anchor:top" o:gfxdata="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">
                 <v:textbox style="mso-fit-shape-to-text:t">
                   <w:txbxContent>
                     <w:p>
@@ -945,7 +1003,7 @@
           </mc:Choice>
           <mc:Fallback>
             <w:pict>
-              <v:rect w14:anchorId="12AEE772" id="Rectangle 8" o:spid="_x0000_s1026" style="position:absolute;margin-left:177.8pt;margin-top:219.05pt;width:77.55pt;height:34.65pt;z-index:251657216;visibility:visible;mso-wrap-style:square;mso-width-percent:0;mso-wrap-distance-left:9pt;mso-wrap-distance-top:0;mso-wrap-distance-right:9pt;mso-wrap-distance-bottom:0;mso-position-horizontal:absolute;mso-position-horizontal-relative:text;mso-position-vertical:absolute;mso-position-vertical-relative:text;mso-width-percent:0;mso-width-relative:margin;v-text-anchor:middle" o:gfxdata="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" fillcolor="white [3212]" stroked="f" strokeweight="2pt"/>
+              <v:rect w14:anchorId="324DE84C" id="Rectangle 8" o:spid="_x0000_s1026" style="position:absolute;left:0;text-align:left;margin-left:177.8pt;margin-top:219.05pt;width:77.55pt;height:34.65pt;z-index:251657216;visibility:visible;mso-wrap-style:square;mso-width-percent:0;mso-wrap-distance-left:9pt;mso-wrap-distance-top:0;mso-wrap-distance-right:9pt;mso-wrap-distance-bottom:0;mso-position-horizontal:absolute;mso-position-horizontal-relative:text;mso-position-vertical:absolute;mso-position-vertical-relative:text;mso-width-percent:0;mso-width-relative:margin;v-text-anchor:middle" o:gfxdata="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" fillcolor="white [3212]" stroked="f" strokeweight="2pt"/>
             </w:pict>
           </mc:Fallback>
         </mc:AlternateContent>
@@ -1027,7 +1085,7 @@
           </mc:Choice>
           <mc:Fallback>
             <w:pict>
-              <v:rect w14:anchorId="1B879D9A" id="Rectangle 8" o:spid="_x0000_s1026" style="position:absolute;margin-left:411.35pt;margin-top:45.85pt;width:84pt;height:34.65pt;z-index:251649024;visibility:visible;mso-wrap-style:square;mso-width-percent:0;mso-wrap-distance-left:9pt;mso-wrap-distance-top:0;mso-wrap-distance-right:9pt;mso-wrap-distance-bottom:0;mso-position-horizontal:absolute;mso-position-horizontal-relative:text;mso-position-vertical:absolute;mso-position-vertical-relative:text;mso-width-percent:0;mso-width-relative:margin;v-text-anchor:middle" o:gfxdata="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" fillcolor="white [3212]" stroked="f" strokeweight="2pt"/>
+              <v:rect w14:anchorId="6DF73414" id="Rectangle 8" o:spid="_x0000_s1026" style="position:absolute;left:0;text-align:left;margin-left:411.35pt;margin-top:45.85pt;width:84pt;height:34.65pt;z-index:251649024;visibility:visible;mso-wrap-style:square;mso-width-percent:0;mso-wrap-distance-left:9pt;mso-wrap-distance-top:0;mso-wrap-distance-right:9pt;mso-wrap-distance-bottom:0;mso-position-horizontal:absolute;mso-position-horizontal-relative:text;mso-position-vertical:absolute;mso-position-vertical-relative:text;mso-width-percent:0;mso-width-relative:margin;v-text-anchor:middle" o:gfxdata="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" fillcolor="white [3212]" stroked="f" strokeweight="2pt"/>
             </w:pict>
           </mc:Fallback>
         </mc:AlternateContent>
